--- a/flow/20230914_vu_template/В,У - Мінея/09-Вересень/07-__-передсвяття_Різдва_Богородиці.docx
+++ b/flow/20230914_vu_template/В,У - Мінея/09-Вересень/07-__-передсвяття_Різдва_Богородиці.docx
@@ -1401,7 +1401,7 @@
           <w:szCs w:val="24"/>
           <w:lang w:val="ru-MD"/>
         </w:rPr>
-        <w:t>Виходить чоловік до свого діла,* і до своєї праці аж до вечора.</w:t>
+        <w:t>Виходить людина до свого діла,* і до своєї праці аж до вечора.</w:t>
       </w:r>
     </w:p>
     <w:p>
@@ -1989,7 +1989,7 @@
           <w:szCs w:val="24"/>
           <w:lang w:val="ru-MD"/>
         </w:rPr>
-        <w:t>ас, коли очікуємо милости твоєї, але вислухай, Господи, усі наші спасенні прохання, і вчини нас достойними любити і боятися тебе від усього серця нашого і творити в усьому волю твою. Бо ти є добрий і чоловіколюбний Бог, і тобі славу віддаємо: Отцю, і Сину,</w:t>
+        <w:t>ас, коли очікуємо милости твоєї, але вислухай, Господи, усі наші спасенні прохання, і вчини нас достойними любити і боятися тебе від усього серця нашого і творити в усьому волю твою. Бо ти є добрий і людинолюбний Бог, і тобі славу віддаємо: Отцю, і Сину,</w:t>
       </w:r>
       <w:r>
         <w:rPr>
@@ -2095,7 +2095,7 @@
           <w:szCs w:val="24"/>
           <w:lang w:val="ru-MD"/>
         </w:rPr>
-        <w:t>оже, Вседержителю, що знаєш думки людські, що відаєш те, чого ми потребуємо, і багато більше, ніж ми просимо, або розуміємо. Самий ти, чоловіколюбний Царю, у всьому добрий, задовольни нас багатством твоїх ласк, щоб ми непостидною совістю призивали святе ім</w:t>
+        <w:t>оже, Вседержителю, що знаєш думки людські, що відаєш те, чого ми потребуємо, і багато більше, ніж ми просимо, або розуміємо. Самий ти, людинолюбний Царю, у всьому добрий, задовольни нас багатством твоїх ласк, щоб ми непостидною совістю призивали святе ім</w:t>
       </w:r>
       <w:r>
         <w:rPr>
@@ -2161,7 +2161,7 @@
           <w:szCs w:val="24"/>
           <w:lang w:val="ru-MD"/>
         </w:rPr>
-        <w:t>вань, благодаттю Святого твого Духа, − милістю, щедротами і чоловіколюб'ям єдинородного Сина твого, з яким і ти є благословенний, з пресвятим, добрим і животворящим твоїм Духом, нині і повсякчас, і на віки віків. Амінь.</w:t>
+        <w:t>вань, благодаттю Святого твого Духа, − милістю, щедротами і людинолюб'ям єдинородного Сина твого, з яким і ти є благословенний, з пресвятим, добрим і животворящим твоїм Духом, нині і повсякчас, і на віки віків. Амінь.</w:t>
       </w:r>
     </w:p>
     <w:p>
@@ -2218,7 +2218,7 @@
           <w:szCs w:val="24"/>
           <w:lang w:val="ru-MD"/>
         </w:rPr>
-        <w:t>ого і доброго, і чоловіколюбного Бога нашого. Бо ти Бог наш і тобі славу віддаємо: Отцю, і Сину, і Святому Духові, нині і повсякчас, і на віки віків. Амінь.</w:t>
+        <w:t>ого і доброго, і людинолюбного Бога нашого. Бо ти Бог наш і тобі славу віддаємо: Отцю, і Сину, і Святому Духові, нині і повсякчас, і на віки віків. Амінь.</w:t>
       </w:r>
     </w:p>
     <w:p>
@@ -2275,7 +2275,7 @@
           <w:szCs w:val="24"/>
           <w:lang w:val="ru-MD"/>
         </w:rPr>
-        <w:t>. Направ, Чоловіколюбче, молитву нашу, немов кадило, перед тобою і прийми її, як благовонний запах. Дай нам мирний цей вечір і близьку вже ніч; зодягни нас у броню світла; визволь нас від нічного страху і всякої речі, що в темряві з'являється, і дай сон, щ</w:t>
+        <w:t>. Направ, Людинолюбче, молитву нашу, немов кадило, перед тобою і прийми її, як благовонний запах. Дай нам мирний цей вечір і близьку вже ніч; зодягни нас у броню світла; визволь нас від нічного страху і всякої речі, що в темряві з'являється, і дай сон, щ</w:t>
       </w:r>
       <w:r>
         <w:rPr>
@@ -2293,7 +2293,7 @@
           <w:szCs w:val="24"/>
           <w:lang w:val="ru-MD"/>
         </w:rPr>
-        <w:t xml:space="preserve"> звеличування твоєї доброти, приносячи твоєму милосердю молитви і моління, за наші і всіх твоїх людей провини. Відвідай їх задля молитов святої Богородиці. Бо ти є добрий і чоловіколюбний </w:t>
+        <w:t xml:space="preserve"> звеличування твоєї доброти, приносячи твоєму милосердю молитви і моління, за наші і всіх твоїх людей провини. Відвідай їх задля молитов святої Богородиці. Бо ти є добрий і людинолюбний </w:t>
       </w:r>
       <w:r>
         <w:rPr>
@@ -10097,7 +10097,7 @@
           <w:u w:val="single"/>
           <w:lang w:val="ru-MD"/>
         </w:rPr>
-        <w:t>лав, щоб правити днем, а місяць і зорі, щоб володіли ніччю, нас же грішних вчинив достойними і в теперішню годину стати перед твоїм обличчям, щоб тебе визнавати і принести тобі вечірнє славослов'я. Направ, Чоловіколюбче, молитву нашу, немов кадило, перед т</w:t>
+        <w:t>лав, щоб правити днем, а місяць і зорі, щоб володіли ніччю, нас же грішних вчинив достойними і в теперішню годину стати перед твоїм обличчям, щоб тебе визнавати і принести тобі вечірнє славослов'я. Направ, Людинолюбче, молитву нашу, немов кадило, перед т</w:t>
       </w:r>
       <w:r>
         <w:rPr>
@@ -10422,7 +10422,7 @@
           <w:szCs w:val="24"/>
           <w:lang w:val="ru-MD"/>
         </w:rPr>
-        <w:t xml:space="preserve"> Господи, Боже наш, що прихилив небо і зійшов на спасіння людського роду! Зглянься на слуг твоїх і на спадкоємство твоє, бо перед тобою, страшним і чоловіколюбним Суддею, слуги твої схилили свої голови і зігнули свої шиї, не від людей очікуючи допомоги, ал</w:t>
+        <w:t xml:space="preserve"> Господи, Боже наш, що прихилив небо і зійшов на спасіння людського роду! Зглянься на слуг твоїх і на спадкоємство твоє, бо перед тобою, страшним і людинолюбним Суддею, слуги твої схилили свої голови і зігнули свої шиї, не від людей очікуючи допомоги, ал</w:t>
       </w:r>
       <w:r>
         <w:rPr>
@@ -12321,7 +12321,7 @@
           <w:szCs w:val="24"/>
           <w:lang w:val="ru-MD"/>
         </w:rPr>
-        <w:t>, і всіх святих, помилує і спасе нас, як благий і чоловіколюбець.</w:t>
+        <w:t>, і всіх святих, помилує і спасе нас, як благий і людинолюбний.</w:t>
       </w:r>
     </w:p>
     <w:p>
@@ -14085,7 +14085,7 @@
           <w:szCs w:val="24"/>
           <w:lang w:val="ru-MD"/>
         </w:rPr>
-        <w:t>Мене залічено до тих, що сходять у яму.* Я став як чоловік, що допомоги не має.</w:t>
+        <w:t>Мене залічено до тих, що сходять у яму.* Я став як людина, що допомоги не має.</w:t>
       </w:r>
     </w:p>
     <w:p>
@@ -16035,17 +16035,17 @@
           <w:szCs w:val="24"/>
           <w:lang w:val="ru-MD"/>
         </w:rPr>
-        <w:t xml:space="preserve"> владу прощати гріхи. Серце ж чисте вчини в нас і Духом владичним утверди нас, і радість спасіння твого яви нам. Не відкинь нас від лиця твого, але дозволь, як Добрий і Чоловіколюбець, аж до останнього нашого віддиху появляти тобі жертву справедливости й п</w:t>
-      </w:r>
-      <w:r>
-        <w:rPr>
-          <w:rFonts w:ascii="Times New Roman" w:hAnsi="Times New Roman"/>
-          <w:color w:val="000000"/>
-          <w:sz w:val="24"/>
-          <w:szCs w:val="24"/>
-          <w:lang w:val="ru-MD"/>
-        </w:rPr>
-        <w:t>риноси на святих твоїх жертовниках, милістю і ласками і чоловіколюб'ям єдинородного Сина твого, з яким ти є благословенний з пресвятим, добрим і животворящим твоїм Духом, нині й повсякчас, і на віки віків. Амінь.</w:t>
+        <w:t xml:space="preserve"> владу прощати гріхи. Серце ж чисте вчини в нас і Духом владичним утверди нас, і радість спасіння твого яви нам. Не відкинь нас від лиця твого, але дозволь, як Добрий і Людинолюбець, аж до останнього нашого віддиху появляти тобі жертву справедливости й п</w:t>
+      </w:r>
+      <w:r>
+        <w:rPr>
+          <w:rFonts w:ascii="Times New Roman" w:hAnsi="Times New Roman"/>
+          <w:color w:val="000000"/>
+          <w:sz w:val="24"/>
+          <w:szCs w:val="24"/>
+          <w:lang w:val="ru-MD"/>
+        </w:rPr>
+        <w:t>риноси на святих твоїх жертовниках, милістю і ласками і людинолюб'ям єдинородного Сина твого, з яким ти є благословенний з пресвятим, добрим і животворящим твоїм Духом, нині й повсякчас, і на віки віків. Амінь.</w:t>
       </w:r>
     </w:p>
     <w:p>
@@ -18478,7 +18478,7 @@
           <w:sz w:val="24"/>
           <w:szCs w:val="24"/>
         </w:rPr>
-        <w:t>Бо Ти благий і Чоловіколюбець Бог єси і Тобі славу возсилаємо Отцю, і Сину, і Святому Духові</w:t>
+        <w:t>Бо Ти благий і Людинолюбець Бог єси і Тобі славу возсилаємо Отцю, і Сину, і Святому Духові</w:t>
       </w:r>
       <w:r>
         <w:rPr>
@@ -19127,7 +19127,7 @@
           <w:szCs w:val="24"/>
           <w:u w:val="single"/>
         </w:rPr>
-        <w:t xml:space="preserve">ас від лиця твого, але дозволь, як Добрий і Чоловіколюбець, аж до останнього нашого віддиху появляти тобі жертву справедливости й приноси на святих твоїх жертовниках, милістю і ласками і чоловіколюб'ям єдинородного Сина твого, з яким ти є благословенний з </w:t>
+        <w:t xml:space="preserve">ас від лиця твого, але дозволь, як Добрий і Людинолюбець, аж до останнього нашого віддиху появляти тобі жертву справедливости й приноси на святих твоїх жертовниках, милістю і ласками і людинолюб'ям єдинородного Сина твого, з яким ти є благословенний з </w:t>
       </w:r>
       <w:r>
         <w:rPr>
@@ -19551,7 +19551,7 @@
           <w:sz w:val="24"/>
           <w:szCs w:val="24"/>
         </w:rPr>
-        <w:t>Не мудрістю, і силою, і багатством хвалимось, але Твоєю Отчою іпостасною премудрістю, Христе, бо нема святого, крім Тебе, Чоловіколюбче.</w:t>
+        <w:t>Не мудрістю, і силою, і багатством хвалимось, але Твоєю Отчою іпостасною премудрістю, Христе, бо нема святого, крім Тебе, Людинолюбче.</w:t>
       </w:r>
     </w:p>
     <w:p>
@@ -20558,7 +20558,7 @@
           <w:sz w:val="24"/>
           <w:szCs w:val="24"/>
         </w:rPr>
-        <w:t>бачать слави Твоєї, Христе; але ми Тебе, Єдинородний, Отчої слави сяяння Божества, від ночі до ранку оспівуємо, Чоловіколюбче.</w:t>
+        <w:t>бачать слави Твоєї, Христе; але ми Тебе, Єдинородний, Отчої слави сяяння Божества, від ночі до ранку оспівуємо, Людинолюбче.</w:t>
       </w:r>
     </w:p>
     <w:p>
@@ -25174,7 +25174,7 @@
           <w:sz w:val="24"/>
           <w:szCs w:val="24"/>
         </w:rPr>
-        <w:t>ровільно, як добрий і чоловіколюбний Бог, прости і даруй нам земні й небесні добра твої:</w:t>
+        <w:t>ровільно, як добрий і людинолюбний Бог, прости і даруй нам земні й небесні добра твої:</w:t>
       </w:r>
     </w:p>
     <w:p>
@@ -26654,7 +26654,7 @@
           <w:sz w:val="24"/>
           <w:szCs w:val="24"/>
         </w:rPr>
-        <w:t>, і всіх святих, помилує і спасе нас, як благий і чоловіколюбець.</w:t>
+        <w:t>, і всіх святих, помилує і спасе нас, як благий і людинолюбний.</w:t>
       </w:r>
     </w:p>
     <w:p>
